--- a/image-handling/image-handling.docx
+++ b/image-handling/image-handling.docx
@@ -131,6 +131,13 @@
         </w:rPr>
         <w:t xml:space="preserve"> Be sure the aspect ratio of the placeholder matches the image. Otherwise, the image may be stretched.</w:t>
       </w:r>
+    </w:p>
+    <w:p>
+      <w:pPr>
+        <w:rPr>
+          <w:rFonts w:ascii="Museo Sans 300" w:hAnsi="Museo Sans 300"/>
+        </w:rPr>
+      </w:pPr>
     </w:p>
     <w:tbl>
       <w:tblPr>
@@ -217,24 +224,14 @@
             <w:r>
               <w:t xml:space="preserve">Figure </w:t>
             </w:r>
-            <w:r>
-              <w:fldChar w:fldCharType="begin"/>
-            </w:r>
-            <w:r>
-              <w:instrText xml:space="preserve"> SEQ Figure \* ARABIC </w:instrText>
-            </w:r>
-            <w:r>
-              <w:fldChar w:fldCharType="separate"/>
-            </w:r>
-            <w:r>
-              <w:rPr>
-                <w:noProof/>
-              </w:rPr>
-              <w:t>1</w:t>
-            </w:r>
-            <w:r>
-              <w:fldChar w:fldCharType="end"/>
-            </w:r>
+            <w:fldSimple w:instr=" SEQ Figure \* ARABIC ">
+              <w:r>
+                <w:rPr>
+                  <w:noProof/>
+                </w:rPr>
+                <w:t>1</w:t>
+              </w:r>
+            </w:fldSimple>
             <w:r>
               <w:t xml:space="preserve">: </w:t>
             </w:r>
@@ -309,24 +306,14 @@
             <w:r>
               <w:t xml:space="preserve">Figure </w:t>
             </w:r>
-            <w:r>
-              <w:fldChar w:fldCharType="begin"/>
-            </w:r>
-            <w:r>
-              <w:instrText xml:space="preserve"> SEQ Figure \* ARABIC </w:instrText>
-            </w:r>
-            <w:r>
-              <w:fldChar w:fldCharType="separate"/>
-            </w:r>
-            <w:r>
-              <w:rPr>
-                <w:noProof/>
-              </w:rPr>
-              <w:t>1</w:t>
-            </w:r>
-            <w:r>
-              <w:fldChar w:fldCharType="end"/>
-            </w:r>
+            <w:fldSimple w:instr=" SEQ Figure \* ARABIC ">
+              <w:r>
+                <w:rPr>
+                  <w:noProof/>
+                </w:rPr>
+                <w:t>1</w:t>
+              </w:r>
+            </w:fldSimple>
             <w:r>
               <w:t xml:space="preserve">: </w:t>
             </w:r>
@@ -386,14 +373,7 @@
           <w:bCs/>
         </w:rPr>
         <w:lastRenderedPageBreak/>
-        <w:t>Inline</w:t>
-      </w:r>
-      <w:r>
-        <w:rPr>
-          <w:rFonts w:ascii="Museo Sans 300" w:hAnsi="Museo Sans 300"/>
-          <w:bCs/>
-        </w:rPr>
-        <w:t xml:space="preserve"> </w:t>
+        <w:t xml:space="preserve">Inline </w:t>
       </w:r>
       <w:r>
         <w:rPr>
@@ -499,23 +479,7 @@
           <w:sz w:val="21"/>
           <w:szCs w:val="22"/>
         </w:rPr>
-        <w:t>='https://</w:t>
-      </w:r>
-      <w:r>
-        <w:rPr>
-          <w:rFonts w:ascii="Courier New" w:hAnsi="Courier New" w:cs="Courier New"/>
-          <w:sz w:val="21"/>
-          <w:szCs w:val="22"/>
-        </w:rPr>
-        <w:t>…</w:t>
-      </w:r>
-      <w:r>
-        <w:rPr>
-          <w:rFonts w:ascii="Courier New" w:hAnsi="Courier New" w:cs="Courier New"/>
-          <w:sz w:val="21"/>
-          <w:szCs w:val="22"/>
-        </w:rPr>
-        <w:t>images/odin.jpeg'&gt;</w:t>
+        <w:t>='https://…images/odin.jpeg'&gt;</w:t>
       </w:r>
     </w:p>
     <w:p>
@@ -1761,6 +1725,7 @@
   <w:style w:type="character" w:default="1" w:styleId="DefaultParagraphFont">
     <w:name w:val="Default Paragraph Font"/>
     <w:uiPriority w:val="1"/>
+    <w:semiHidden/>
     <w:unhideWhenUsed/>
   </w:style>
   <w:style w:type="table" w:default="1" w:styleId="TableNormal">
